--- a/docs/M2_RE_06_M2_iForest.docx
+++ b/docs/M2_RE_06_M2_iForest.docx
@@ -385,7 +385,7 @@
         <w:t xml:space="preserve"> </w:t>
       </w:r>
       <w:r>
-        <w:t xml:space="preserve">(kini 29 sheet)</w:t>
+        <w:t xml:space="preserve">(29 sheet saat iterasi 6; kini 46)</w:t>
       </w:r>
     </w:p>
     <w:p>
